--- a/[1]Books/Assembly.docx
+++ b/[1]Books/Assembly.docx
@@ -29,8 +29,10 @@
       </w:r>
       <w:r>
         <w:rPr>
-          <w:rFonts w:ascii="Calibri" w:hAnsi="Calibri" w:cs="Calibri"/>
+          <w:rFonts w:ascii="Calibri" w:hAnsi="Calibri" w:eastAsia="Calibri" w:cs="Calibri"/>
+          <w:sz w:val="24"/>
           <w:szCs w:val="24"/>
+          <w:highlight w:val="none"/>
         </w:rPr>
       </w:r>
       <w:r>
@@ -93,7 +95,7 @@
           <w:szCs w:val="24"/>
           <w:highlight w:val="none"/>
         </w:rPr>
-        <w:t xml:space="preserve">to our efforts to establish a form of stable relationship. Everyone taking part in this Assembly knows of their formidable abilities to incapacitate our warships. Our immediate step was to enforce our borders and stand our ground until we could elucidate w</w:t>
+        <w:t xml:space="preserve">to our efforts to establish a form of stable relationship. Everyone taking part in this Assembly knows of their formidable abilities to incapacitate our warships and scramble our AGIs capabilities. Our immediate step was to enforce our borders and stand our ground until we could elucidate w</w:t>
       </w:r>
       <w:r>
         <w:rPr>
@@ -115,7 +117,10 @@
       </w:r>
       <w:r>
         <w:rPr>
-          <w:rFonts w:ascii="Calibri" w:hAnsi="Calibri" w:cs="Calibri"/>
+          <w:rFonts w:ascii="Calibri" w:hAnsi="Calibri" w:eastAsia="Calibri" w:cs="Calibri"/>
+          <w:sz w:val="24"/>
+          <w:szCs w:val="24"/>
+          <w:highlight w:val="none"/>
         </w:rPr>
       </w:r>
       <w:r>
@@ -178,11 +183,23 @@
           <w:szCs w:val="24"/>
           <w:highlight w:val="none"/>
         </w:rPr>
-        <w:t xml:space="preserve">ll have not managed to get a sample of what their ships are composed of. We are in a blind spot. Going against something we underestimate, with little to no proper intelligence to back our assault, will be a catastrophe. I vehemently vote for a buffer zone.</w:t>
+        <w:t xml:space="preserve">l</w:t>
       </w:r>
       <w:r>
         <w:rPr>
-          <w:rFonts w:ascii="Calibri" w:hAnsi="Calibri" w:cs="Calibri"/>
+          <w:rFonts w:ascii="Calibri" w:hAnsi="Calibri" w:eastAsia="Calibri" w:cs="Calibri"/>
+          <w:sz w:val="24"/>
+          <w:szCs w:val="24"/>
+          <w:highlight w:val="none"/>
+        </w:rPr>
+        <w:t xml:space="preserve">l have not managed to get a sample of what their ships are composed of. We are in a blind spot. Going against something we underestimate, with little to no proper intelligence to back our assault, will be a catastrophe. I vehemently vote for a buffer zone.</w:t>
+      </w:r>
+      <w:r>
+        <w:rPr>
+          <w:rFonts w:ascii="Calibri" w:hAnsi="Calibri" w:eastAsia="Calibri" w:cs="Calibri"/>
+          <w:sz w:val="24"/>
+          <w:szCs w:val="24"/>
+          <w:highlight w:val="none"/>
         </w:rPr>
       </w:r>
       <w:r>
@@ -231,7 +248,10 @@
       </w:r>
       <w:r>
         <w:rPr>
-          <w:rFonts w:ascii="Calibri" w:hAnsi="Calibri" w:cs="Calibri"/>
+          <w:rFonts w:ascii="Calibri" w:hAnsi="Calibri" w:eastAsia="Calibri" w:cs="Calibri"/>
+          <w:sz w:val="24"/>
+          <w:szCs w:val="24"/>
+          <w:highlight w:val="none"/>
         </w:rPr>
       </w:r>
       <w:r>
@@ -307,7 +327,10 @@
       </w:r>
       <w:r>
         <w:rPr>
-          <w:rFonts w:ascii="Calibri" w:hAnsi="Calibri" w:cs="Calibri"/>
+          <w:rFonts w:ascii="Calibri" w:hAnsi="Calibri" w:eastAsia="Calibri" w:cs="Calibri"/>
+          <w:sz w:val="24"/>
+          <w:szCs w:val="24"/>
+          <w:highlight w:val="none"/>
         </w:rPr>
       </w:r>
       <w:r>
@@ -352,11 +375,28 @@
           <w:szCs w:val="24"/>
           <w:highlight w:val="none"/>
         </w:rPr>
-        <w:t xml:space="preserve">are currently struggling with our logistic routes due to the increasing pirate raids. This is slowly eroding at our heels, by them taking advantage of our concentrated attention towards the more lethal enemy. We can’t distribute our forces to sparsely. A buffer zone would buy us some time to correct this situation sooner rather than later.</w:t>
+        <w:t xml:space="preserve">are currently struggling with our logistic routes due to the increasing pirate raids.</w:t>
+      </w:r>
+      <w:r>
+        <w:rPr>
+          <w:rFonts w:ascii="Calibri" w:hAnsi="Calibri" w:eastAsia="Calibri" w:cs="Calibri"/>
+          <w:sz w:val="24"/>
+          <w:szCs w:val="24"/>
+          <w:highlight w:val="none"/>
+        </w:rPr>
+        <w:t xml:space="preserve"> This is slowly eroding at our heels, by them taking advantage of our concentrated attention towards the more lethal enemy. We can’t distribute our forces to sparsely. A buffer zone would buy us some time to correct this situation sooner rather than later.</w:t>
       </w:r>
       <w:r>
         <w:rPr>
           <w:rFonts w:ascii="Calibri" w:hAnsi="Calibri" w:cs="Calibri"/>
+        </w:rPr>
+      </w:r>
+      <w:r>
+        <w:rPr>
+          <w:rFonts w:ascii="Calibri" w:hAnsi="Calibri" w:eastAsia="Calibri" w:cs="Calibri"/>
+          <w:sz w:val="24"/>
+          <w:szCs w:val="24"/>
+          <w:highlight w:val="none"/>
         </w:rPr>
       </w:r>
     </w:p>
@@ -410,11 +450,28 @@
           <w:szCs w:val="24"/>
           <w:highlight w:val="none"/>
         </w:rPr>
-        <w:t xml:space="preserve"> -I vote for retribution. For all the people who lost their lives on Servox. Perhaps, sending a volley of missiles would inflict some damage on their closest planet. Not enough to start the war, but enough to send them a message that our fangs are equally sharp when biting back!</w:t>
+        <w:t xml:space="preserve"> -I vote for retributio</w:t>
+      </w:r>
+      <w:r>
+        <w:rPr>
+          <w:rFonts w:ascii="Calibri" w:hAnsi="Calibri" w:eastAsia="Calibri" w:cs="Calibri"/>
+          <w:sz w:val="24"/>
+          <w:szCs w:val="24"/>
+          <w:highlight w:val="none"/>
+        </w:rPr>
+        <w:t xml:space="preserve">n. For all the people who lost their lives on Servox. Perhaps, sending a volley of missiles would inflict some damage on their closest planet. Not enough to start the war, but enough to send them a message that our fangs are equally sharp when biting back!</w:t>
       </w:r>
       <w:r>
         <w:rPr>
           <w:rFonts w:ascii="Calibri" w:hAnsi="Calibri" w:cs="Calibri"/>
+        </w:rPr>
+      </w:r>
+      <w:r>
+        <w:rPr>
+          <w:rFonts w:ascii="Calibri" w:hAnsi="Calibri" w:eastAsia="Calibri" w:cs="Calibri"/>
+          <w:sz w:val="24"/>
+          <w:szCs w:val="24"/>
+          <w:highlight w:val="none"/>
         </w:rPr>
       </w:r>
     </w:p>
@@ -468,7 +525,25 @@
           <w:szCs w:val="24"/>
           <w:highlight w:val="none"/>
         </w:rPr>
-        <w:t xml:space="preserve"> -My esteem colleagues and friends, an attack on any of us is an attack on all of us. I have the biggest grievances towards the Ashari. Their skirmishes have costed us some of our best warships and captains. It pains me to hold back but the Regent is correct! We need to spend our time wisely to prepare and perfect our plans for a critical strike, as well as time to secure our logistic routes. We need to bring law and order to stabilize the peace within our Imperial sectors. A rushed mind is prone to many mistake</w:t>
+        <w:t xml:space="preserve"> -My </w:t>
+      </w:r>
+      <w:r>
+        <w:rPr>
+          <w:rFonts w:ascii="Calibri" w:hAnsi="Calibri" w:eastAsia="Calibri" w:cs="Calibri"/>
+          <w:sz w:val="24"/>
+          <w:szCs w:val="24"/>
+          <w:highlight w:val="none"/>
+        </w:rPr>
+        <w:t xml:space="preserve">esteem colleagues and friends, an attack on any of us is an attack on all of us. I have the biggest grievances towards the Ashari. Their skirmishes have costed us some of our best warships and captains. It pains me to hold back but the Regent is correct! W</w:t>
+      </w:r>
+      <w:r>
+        <w:rPr>
+          <w:rFonts w:ascii="Calibri" w:hAnsi="Calibri" w:eastAsia="Calibri" w:cs="Calibri"/>
+          <w:sz w:val="24"/>
+          <w:szCs w:val="24"/>
+          <w:highlight w:val="none"/>
+        </w:rPr>
+        <w:t xml:space="preserve">e need to spend our time wisely to prepare and perfect our plans for a critical strike, as well as time to secure our logistic routes. We need to bring law and order to stabilize the peace within our Imperial sectors. A rushed mind is prone to many mistake</w:t>
       </w:r>
       <w:r>
         <w:rPr>
@@ -492,24 +567,6 @@
           <w:rFonts w:ascii="Calibri" w:hAnsi="Calibri" w:cs="Calibri"/>
         </w:rPr>
       </w:r>
-    </w:p>
-    <w:p>
-      <w:pPr>
-        <w:pBdr>
-          <w:top w:val="none" w:color="000000" w:sz="4" w:space="0"/>
-          <w:left w:val="none" w:color="000000" w:sz="4" w:space="0"/>
-          <w:bottom w:val="none" w:color="000000" w:sz="4" w:space="0"/>
-          <w:right w:val="none" w:color="000000" w:sz="4" w:space="0"/>
-        </w:pBdr>
-        <w:spacing/>
-        <w:ind w:right="0" w:firstLine="0" w:left="0"/>
-        <w:rPr>
-          <w:rFonts w:ascii="Calibri" w:hAnsi="Calibri" w:eastAsia="Calibri" w:cs="Calibri"/>
-          <w:sz w:val="24"/>
-          <w:szCs w:val="24"/>
-          <w:highlight w:val="none"/>
-        </w:rPr>
-      </w:pPr>
       <w:r>
         <w:rPr>
           <w:rFonts w:ascii="Calibri" w:hAnsi="Calibri" w:eastAsia="Calibri" w:cs="Calibri"/>
@@ -518,6 +575,24 @@
           <w:highlight w:val="none"/>
         </w:rPr>
       </w:r>
+    </w:p>
+    <w:p>
+      <w:pPr>
+        <w:pBdr>
+          <w:top w:val="none" w:color="000000" w:sz="4" w:space="0"/>
+          <w:left w:val="none" w:color="000000" w:sz="4" w:space="0"/>
+          <w:bottom w:val="none" w:color="000000" w:sz="4" w:space="0"/>
+          <w:right w:val="none" w:color="000000" w:sz="4" w:space="0"/>
+        </w:pBdr>
+        <w:spacing/>
+        <w:ind w:right="0" w:firstLine="0" w:left="0"/>
+        <w:rPr>
+          <w:rFonts w:ascii="Calibri" w:hAnsi="Calibri" w:eastAsia="Calibri" w:cs="Calibri"/>
+          <w:sz w:val="24"/>
+          <w:szCs w:val="24"/>
+          <w:highlight w:val="none"/>
+        </w:rPr>
+      </w:pPr>
       <w:r>
         <w:rPr>
           <w:rFonts w:ascii="Calibri" w:hAnsi="Calibri" w:eastAsia="Calibri" w:cs="Calibri"/>
@@ -549,6 +624,14 @@
           <w:rFonts w:ascii="Calibri" w:hAnsi="Calibri" w:cs="Calibri"/>
         </w:rPr>
       </w:r>
+      <w:r>
+        <w:rPr>
+          <w:rFonts w:ascii="Calibri" w:hAnsi="Calibri" w:eastAsia="Calibri" w:cs="Calibri"/>
+          <w:sz w:val="24"/>
+          <w:szCs w:val="24"/>
+          <w:highlight w:val="none"/>
+        </w:rPr>
+      </w:r>
     </w:p>
     <w:p>
       <w:pPr>
@@ -578,15 +661,15 @@
       </w:r>
       <w:r>
         <w:rPr>
+          <w:rFonts w:ascii="Calibri" w:hAnsi="Calibri" w:cs="Calibri"/>
+        </w:rPr>
+      </w:r>
+      <w:r>
+        <w:rPr>
           <w:rFonts w:ascii="Calibri" w:hAnsi="Calibri" w:eastAsia="Calibri" w:cs="Calibri"/>
           <w:sz w:val="24"/>
           <w:szCs w:val="24"/>
           <w:highlight w:val="none"/>
-        </w:rPr>
-      </w:r>
-      <w:r>
-        <w:rPr>
-          <w:rFonts w:ascii="Calibri" w:hAnsi="Calibri" w:cs="Calibri"/>
         </w:rPr>
       </w:r>
     </w:p>
@@ -621,24 +704,6 @@
           <w:rFonts w:ascii="Calibri" w:hAnsi="Calibri" w:cs="Calibri"/>
         </w:rPr>
       </w:r>
-    </w:p>
-    <w:p>
-      <w:pPr>
-        <w:pBdr>
-          <w:top w:val="none" w:color="000000" w:sz="4" w:space="0"/>
-          <w:left w:val="none" w:color="000000" w:sz="4" w:space="0"/>
-          <w:bottom w:val="none" w:color="000000" w:sz="4" w:space="0"/>
-          <w:right w:val="none" w:color="000000" w:sz="4" w:space="0"/>
-        </w:pBdr>
-        <w:spacing/>
-        <w:ind w:right="0" w:firstLine="0" w:left="0"/>
-        <w:rPr>
-          <w:rFonts w:ascii="Calibri" w:hAnsi="Calibri" w:eastAsia="Calibri" w:cs="Calibri"/>
-          <w:sz w:val="24"/>
-          <w:szCs w:val="24"/>
-          <w:highlight w:val="none"/>
-        </w:rPr>
-      </w:pPr>
       <w:r>
         <w:rPr>
           <w:rFonts w:ascii="Calibri" w:hAnsi="Calibri" w:eastAsia="Calibri" w:cs="Calibri"/>
@@ -647,6 +712,24 @@
           <w:highlight w:val="none"/>
         </w:rPr>
       </w:r>
+    </w:p>
+    <w:p>
+      <w:pPr>
+        <w:pBdr>
+          <w:top w:val="none" w:color="000000" w:sz="4" w:space="0"/>
+          <w:left w:val="none" w:color="000000" w:sz="4" w:space="0"/>
+          <w:bottom w:val="none" w:color="000000" w:sz="4" w:space="0"/>
+          <w:right w:val="none" w:color="000000" w:sz="4" w:space="0"/>
+        </w:pBdr>
+        <w:spacing/>
+        <w:ind w:right="0" w:firstLine="0" w:left="0"/>
+        <w:rPr>
+          <w:rFonts w:ascii="Calibri" w:hAnsi="Calibri" w:eastAsia="Calibri" w:cs="Calibri"/>
+          <w:sz w:val="24"/>
+          <w:szCs w:val="24"/>
+          <w:highlight w:val="none"/>
+        </w:rPr>
+      </w:pPr>
       <w:r>
         <w:rPr>
           <w:rFonts w:ascii="Calibri" w:hAnsi="Calibri" w:eastAsia="Calibri" w:cs="Calibri"/>
@@ -678,24 +761,6 @@
           <w:rFonts w:ascii="Calibri" w:hAnsi="Calibri" w:cs="Calibri"/>
         </w:rPr>
       </w:r>
-    </w:p>
-    <w:p>
-      <w:pPr>
-        <w:pBdr>
-          <w:top w:val="none" w:color="000000" w:sz="4" w:space="0"/>
-          <w:left w:val="none" w:color="000000" w:sz="4" w:space="0"/>
-          <w:bottom w:val="none" w:color="000000" w:sz="4" w:space="0"/>
-          <w:right w:val="none" w:color="000000" w:sz="4" w:space="0"/>
-        </w:pBdr>
-        <w:spacing/>
-        <w:ind w:right="0" w:firstLine="0" w:left="0"/>
-        <w:rPr>
-          <w:rFonts w:ascii="Calibri" w:hAnsi="Calibri" w:eastAsia="Calibri" w:cs="Calibri"/>
-          <w:sz w:val="24"/>
-          <w:szCs w:val="24"/>
-          <w:highlight w:val="none"/>
-        </w:rPr>
-      </w:pPr>
       <w:r>
         <w:rPr>
           <w:rFonts w:ascii="Calibri" w:hAnsi="Calibri" w:eastAsia="Calibri" w:cs="Calibri"/>
@@ -704,6 +769,24 @@
           <w:highlight w:val="none"/>
         </w:rPr>
       </w:r>
+    </w:p>
+    <w:p>
+      <w:pPr>
+        <w:pBdr>
+          <w:top w:val="none" w:color="000000" w:sz="4" w:space="0"/>
+          <w:left w:val="none" w:color="000000" w:sz="4" w:space="0"/>
+          <w:bottom w:val="none" w:color="000000" w:sz="4" w:space="0"/>
+          <w:right w:val="none" w:color="000000" w:sz="4" w:space="0"/>
+        </w:pBdr>
+        <w:spacing/>
+        <w:ind w:right="0" w:firstLine="0" w:left="0"/>
+        <w:rPr>
+          <w:rFonts w:ascii="Calibri" w:hAnsi="Calibri" w:eastAsia="Calibri" w:cs="Calibri"/>
+          <w:sz w:val="24"/>
+          <w:szCs w:val="24"/>
+          <w:highlight w:val="none"/>
+        </w:rPr>
+      </w:pPr>
       <w:r>
         <w:rPr>
           <w:rFonts w:ascii="Calibri" w:hAnsi="Calibri" w:eastAsia="Calibri" w:cs="Calibri"/>
@@ -753,24 +836,6 @@
           <w:rFonts w:ascii="Calibri" w:hAnsi="Calibri" w:cs="Calibri"/>
         </w:rPr>
       </w:r>
-    </w:p>
-    <w:p>
-      <w:pPr>
-        <w:pBdr>
-          <w:top w:val="none" w:color="000000" w:sz="4" w:space="0"/>
-          <w:left w:val="none" w:color="000000" w:sz="4" w:space="0"/>
-          <w:bottom w:val="none" w:color="000000" w:sz="4" w:space="0"/>
-          <w:right w:val="none" w:color="000000" w:sz="4" w:space="0"/>
-        </w:pBdr>
-        <w:spacing/>
-        <w:ind w:right="0" w:firstLine="0" w:left="0"/>
-        <w:rPr>
-          <w:rFonts w:ascii="Calibri" w:hAnsi="Calibri" w:eastAsia="Calibri" w:cs="Calibri"/>
-          <w:sz w:val="24"/>
-          <w:szCs w:val="24"/>
-          <w:highlight w:val="none"/>
-        </w:rPr>
-      </w:pPr>
       <w:r>
         <w:rPr>
           <w:rFonts w:ascii="Calibri" w:hAnsi="Calibri" w:eastAsia="Calibri" w:cs="Calibri"/>
@@ -779,6 +844,24 @@
           <w:highlight w:val="none"/>
         </w:rPr>
       </w:r>
+    </w:p>
+    <w:p>
+      <w:pPr>
+        <w:pBdr>
+          <w:top w:val="none" w:color="000000" w:sz="4" w:space="0"/>
+          <w:left w:val="none" w:color="000000" w:sz="4" w:space="0"/>
+          <w:bottom w:val="none" w:color="000000" w:sz="4" w:space="0"/>
+          <w:right w:val="none" w:color="000000" w:sz="4" w:space="0"/>
+        </w:pBdr>
+        <w:spacing/>
+        <w:ind w:right="0" w:firstLine="0" w:left="0"/>
+        <w:rPr>
+          <w:rFonts w:ascii="Calibri" w:hAnsi="Calibri" w:eastAsia="Calibri" w:cs="Calibri"/>
+          <w:sz w:val="24"/>
+          <w:szCs w:val="24"/>
+          <w:highlight w:val="none"/>
+        </w:rPr>
+      </w:pPr>
       <w:r>
         <w:rPr>
           <w:rFonts w:ascii="Calibri" w:hAnsi="Calibri" w:eastAsia="Calibri" w:cs="Calibri"/>
@@ -821,7 +904,16 @@
           <w:szCs w:val="24"/>
           <w:highlight w:val="none"/>
         </w:rPr>
-        <w:t xml:space="preserve">have been instructed on what to do next. My operatives have also managed to recover valuable information about the enemy. I’m afraid it’s both good and bad. This information is not fully complete and won’t be forwarded to the Assembly yet, but it does give us an insight of their strengths and weaknesses. </w:t>
+        <w:t xml:space="preserve">have been instructed on what to do next. My operat</w:t>
+      </w:r>
+      <w:r>
+        <w:rPr>
+          <w:rFonts w:ascii="Calibri" w:hAnsi="Calibri" w:eastAsia="Calibri" w:cs="Calibri"/>
+          <w:sz w:val="24"/>
+          <w:szCs w:val="24"/>
+          <w:highlight w:val="none"/>
+        </w:rPr>
+        <w:t xml:space="preserve">ives have also managed to recover valuable information about the enemy. I’m afraid it’s both good and bad. This information is not fully complete and won’t be forwarded to the Assembly yet, but it does give us an insight of their strengths and weaknesses. </w:t>
       </w:r>
       <w:r>
         <w:rPr>
@@ -832,7 +924,11 @@
         </w:rPr>
         <w:t xml:space="preserve">Even though their planetary systems are much smaller than our Empire’s, their defenses are much more consolidated. We won’t be able to break them, even with the full might of our Legion Armadas.</w:t>
       </w:r>
-      <w:r/>
+      <w:r>
+        <w:rPr>
+          <w:rFonts w:ascii="Calibri" w:hAnsi="Calibri" w:cs="Calibri"/>
+        </w:rPr>
+      </w:r>
       <w:r>
         <w:rPr>
           <w:rFonts w:ascii="Calibri" w:hAnsi="Calibri" w:eastAsia="Calibri" w:cs="Calibri"/>
@@ -841,11 +937,6 @@
           <w:highlight w:val="none"/>
         </w:rPr>
       </w:r>
-      <w:r>
-        <w:rPr>
-          <w:rFonts w:ascii="Calibri" w:hAnsi="Calibri" w:cs="Calibri"/>
-        </w:rPr>
-      </w:r>
     </w:p>
     <w:p>
       <w:pPr>
@@ -864,14 +955,6 @@
           <w:highlight w:val="none"/>
         </w:rPr>
       </w:pPr>
-      <w:r>
-        <w:rPr>
-          <w:rFonts w:ascii="Calibri" w:hAnsi="Calibri" w:eastAsia="Calibri" w:cs="Calibri"/>
-          <w:sz w:val="24"/>
-          <w:szCs w:val="24"/>
-          <w:highlight w:val="none"/>
-        </w:rPr>
-      </w:r>
       <w:r>
         <w:rPr>
           <w:rFonts w:ascii="Calibri" w:hAnsi="Calibri" w:eastAsia="Calibri" w:cs="Calibri"/>
@@ -921,24 +1004,6 @@
           <w:rFonts w:ascii="Calibri" w:hAnsi="Calibri" w:cs="Calibri"/>
         </w:rPr>
       </w:r>
-    </w:p>
-    <w:p>
-      <w:pPr>
-        <w:pBdr>
-          <w:top w:val="none" w:color="000000" w:sz="4" w:space="0"/>
-          <w:left w:val="none" w:color="000000" w:sz="4" w:space="0"/>
-          <w:bottom w:val="none" w:color="000000" w:sz="4" w:space="0"/>
-          <w:right w:val="none" w:color="000000" w:sz="4" w:space="0"/>
-        </w:pBdr>
-        <w:spacing/>
-        <w:ind w:right="0" w:firstLine="0" w:left="0"/>
-        <w:rPr>
-          <w:rFonts w:ascii="Calibri" w:hAnsi="Calibri" w:eastAsia="Calibri" w:cs="Calibri"/>
-          <w:sz w:val="24"/>
-          <w:szCs w:val="24"/>
-          <w:highlight w:val="none"/>
-        </w:rPr>
-      </w:pPr>
       <w:r>
         <w:rPr>
           <w:rFonts w:ascii="Calibri" w:hAnsi="Calibri" w:eastAsia="Calibri" w:cs="Calibri"/>
@@ -947,14 +1012,24 @@
           <w:highlight w:val="none"/>
         </w:rPr>
       </w:r>
-      <w:r>
+    </w:p>
+    <w:p>
+      <w:pPr>
+        <w:pBdr>
+          <w:top w:val="none" w:color="000000" w:sz="4" w:space="0"/>
+          <w:left w:val="none" w:color="000000" w:sz="4" w:space="0"/>
+          <w:bottom w:val="none" w:color="000000" w:sz="4" w:space="0"/>
+          <w:right w:val="none" w:color="000000" w:sz="4" w:space="0"/>
+        </w:pBdr>
+        <w:spacing/>
+        <w:ind w:right="0" w:firstLine="0" w:left="0"/>
         <w:rPr>
           <w:rFonts w:ascii="Calibri" w:hAnsi="Calibri" w:eastAsia="Calibri" w:cs="Calibri"/>
           <w:sz w:val="24"/>
           <w:szCs w:val="24"/>
           <w:highlight w:val="none"/>
         </w:rPr>
-      </w:r>
+      </w:pPr>
       <w:r>
         <w:rPr>
           <w:rFonts w:ascii="Calibri" w:hAnsi="Calibri" w:eastAsia="Calibri" w:cs="Calibri"/>
@@ -1058,24 +1133,6 @@
           <w:rFonts w:ascii="Calibri" w:hAnsi="Calibri" w:cs="Calibri"/>
         </w:rPr>
       </w:r>
-    </w:p>
-    <w:p>
-      <w:pPr>
-        <w:pBdr>
-          <w:top w:val="none" w:color="000000" w:sz="4" w:space="0"/>
-          <w:left w:val="none" w:color="000000" w:sz="4" w:space="0"/>
-          <w:bottom w:val="none" w:color="000000" w:sz="4" w:space="0"/>
-          <w:right w:val="none" w:color="000000" w:sz="4" w:space="0"/>
-        </w:pBdr>
-        <w:spacing/>
-        <w:ind w:right="0" w:firstLine="0" w:left="0"/>
-        <w:rPr>
-          <w:rFonts w:ascii="Calibri" w:hAnsi="Calibri" w:eastAsia="Calibri" w:cs="Calibri"/>
-          <w:sz w:val="24"/>
-          <w:szCs w:val="24"/>
-          <w:highlight w:val="none"/>
-        </w:rPr>
-      </w:pPr>
       <w:r>
         <w:rPr>
           <w:rFonts w:ascii="Calibri" w:hAnsi="Calibri" w:eastAsia="Calibri" w:cs="Calibri"/>
@@ -1084,6 +1141,24 @@
           <w:highlight w:val="none"/>
         </w:rPr>
       </w:r>
+    </w:p>
+    <w:p>
+      <w:pPr>
+        <w:pBdr>
+          <w:top w:val="none" w:color="000000" w:sz="4" w:space="0"/>
+          <w:left w:val="none" w:color="000000" w:sz="4" w:space="0"/>
+          <w:bottom w:val="none" w:color="000000" w:sz="4" w:space="0"/>
+          <w:right w:val="none" w:color="000000" w:sz="4" w:space="0"/>
+        </w:pBdr>
+        <w:spacing/>
+        <w:ind w:right="0" w:firstLine="0" w:left="0"/>
+        <w:rPr>
+          <w:rFonts w:ascii="Calibri" w:hAnsi="Calibri" w:eastAsia="Calibri" w:cs="Calibri"/>
+          <w:sz w:val="24"/>
+          <w:szCs w:val="24"/>
+          <w:highlight w:val="none"/>
+        </w:rPr>
+      </w:pPr>
       <w:r>
         <w:rPr>
           <w:rFonts w:ascii="Calibri" w:hAnsi="Calibri" w:eastAsia="Calibri" w:cs="Calibri"/>
@@ -1133,6 +1208,14 @@
           <w:rFonts w:ascii="Calibri" w:hAnsi="Calibri" w:cs="Calibri"/>
         </w:rPr>
       </w:r>
+      <w:r>
+        <w:rPr>
+          <w:rFonts w:ascii="Calibri" w:hAnsi="Calibri" w:eastAsia="Calibri" w:cs="Calibri"/>
+          <w:sz w:val="24"/>
+          <w:szCs w:val="24"/>
+          <w:highlight w:val="none"/>
+        </w:rPr>
+      </w:r>
     </w:p>
     <w:p>
       <w:pPr>
@@ -1191,24 +1274,6 @@
           <w:rFonts w:ascii="Calibri" w:hAnsi="Calibri" w:cs="Calibri"/>
         </w:rPr>
       </w:r>
-    </w:p>
-    <w:p>
-      <w:pPr>
-        <w:pBdr>
-          <w:top w:val="none" w:color="000000" w:sz="4" w:space="0"/>
-          <w:left w:val="none" w:color="000000" w:sz="4" w:space="0"/>
-          <w:bottom w:val="none" w:color="000000" w:sz="4" w:space="0"/>
-          <w:right w:val="none" w:color="000000" w:sz="4" w:space="0"/>
-        </w:pBdr>
-        <w:spacing/>
-        <w:ind w:right="0" w:firstLine="0" w:left="0"/>
-        <w:rPr>
-          <w:rFonts w:ascii="Calibri" w:hAnsi="Calibri" w:eastAsia="Calibri" w:cs="Calibri"/>
-          <w:sz w:val="24"/>
-          <w:szCs w:val="24"/>
-          <w:highlight w:val="none"/>
-        </w:rPr>
-      </w:pPr>
       <w:r>
         <w:rPr>
           <w:rFonts w:ascii="Calibri" w:hAnsi="Calibri" w:eastAsia="Calibri" w:cs="Calibri"/>
@@ -1217,6 +1282,24 @@
           <w:highlight w:val="none"/>
         </w:rPr>
       </w:r>
+    </w:p>
+    <w:p>
+      <w:pPr>
+        <w:pBdr>
+          <w:top w:val="none" w:color="000000" w:sz="4" w:space="0"/>
+          <w:left w:val="none" w:color="000000" w:sz="4" w:space="0"/>
+          <w:bottom w:val="none" w:color="000000" w:sz="4" w:space="0"/>
+          <w:right w:val="none" w:color="000000" w:sz="4" w:space="0"/>
+        </w:pBdr>
+        <w:spacing/>
+        <w:ind w:right="0" w:firstLine="0" w:left="0"/>
+        <w:rPr>
+          <w:rFonts w:ascii="Calibri" w:hAnsi="Calibri" w:eastAsia="Calibri" w:cs="Calibri"/>
+          <w:sz w:val="24"/>
+          <w:szCs w:val="24"/>
+          <w:highlight w:val="none"/>
+        </w:rPr>
+      </w:pPr>
       <w:r>
         <w:rPr>
           <w:rFonts w:ascii="Calibri" w:hAnsi="Calibri" w:eastAsia="Calibri" w:cs="Calibri"/>
@@ -1275,24 +1358,6 @@
           <w:rFonts w:ascii="Calibri" w:hAnsi="Calibri" w:cs="Calibri"/>
         </w:rPr>
       </w:r>
-    </w:p>
-    <w:p>
-      <w:pPr>
-        <w:pBdr>
-          <w:top w:val="none" w:color="000000" w:sz="4" w:space="0"/>
-          <w:left w:val="none" w:color="000000" w:sz="4" w:space="0"/>
-          <w:bottom w:val="none" w:color="000000" w:sz="4" w:space="0"/>
-          <w:right w:val="none" w:color="000000" w:sz="4" w:space="0"/>
-        </w:pBdr>
-        <w:spacing/>
-        <w:ind w:right="0" w:firstLine="0" w:left="0"/>
-        <w:rPr>
-          <w:rFonts w:ascii="Calibri" w:hAnsi="Calibri" w:eastAsia="Calibri" w:cs="Calibri"/>
-          <w:sz w:val="24"/>
-          <w:szCs w:val="24"/>
-          <w:highlight w:val="none"/>
-        </w:rPr>
-      </w:pPr>
       <w:r>
         <w:rPr>
           <w:rFonts w:ascii="Calibri" w:hAnsi="Calibri" w:eastAsia="Calibri" w:cs="Calibri"/>
@@ -1301,6 +1366,24 @@
           <w:highlight w:val="none"/>
         </w:rPr>
       </w:r>
+    </w:p>
+    <w:p>
+      <w:pPr>
+        <w:pBdr>
+          <w:top w:val="none" w:color="000000" w:sz="4" w:space="0"/>
+          <w:left w:val="none" w:color="000000" w:sz="4" w:space="0"/>
+          <w:bottom w:val="none" w:color="000000" w:sz="4" w:space="0"/>
+          <w:right w:val="none" w:color="000000" w:sz="4" w:space="0"/>
+        </w:pBdr>
+        <w:spacing/>
+        <w:ind w:right="0" w:firstLine="0" w:left="0"/>
+        <w:rPr>
+          <w:rFonts w:ascii="Calibri" w:hAnsi="Calibri" w:eastAsia="Calibri" w:cs="Calibri"/>
+          <w:sz w:val="24"/>
+          <w:szCs w:val="24"/>
+          <w:highlight w:val="none"/>
+        </w:rPr>
+      </w:pPr>
       <w:r>
         <w:rPr>
           <w:rFonts w:ascii="Calibri" w:hAnsi="Calibri" w:eastAsia="Calibri" w:cs="Calibri"/>
@@ -1330,6 +1413,14 @@
       <w:r>
         <w:rPr>
           <w:rFonts w:ascii="Calibri" w:hAnsi="Calibri" w:cs="Calibri"/>
+        </w:rPr>
+      </w:r>
+      <w:r>
+        <w:rPr>
+          <w:rFonts w:ascii="Calibri" w:hAnsi="Calibri" w:eastAsia="Calibri" w:cs="Calibri"/>
+          <w:sz w:val="24"/>
+          <w:szCs w:val="24"/>
+          <w:highlight w:val="none"/>
         </w:rPr>
       </w:r>
     </w:p>
@@ -1399,6 +1490,14 @@
           <w:rFonts w:ascii="Calibri" w:hAnsi="Calibri" w:cs="Calibri"/>
         </w:rPr>
       </w:r>
+      <w:r>
+        <w:rPr>
+          <w:rFonts w:ascii="Calibri" w:hAnsi="Calibri" w:eastAsia="Calibri" w:cs="Calibri"/>
+          <w:sz w:val="24"/>
+          <w:szCs w:val="24"/>
+          <w:highlight w:val="none"/>
+        </w:rPr>
+      </w:r>
     </w:p>
     <w:p>
       <w:pPr>
@@ -1466,6 +1565,14 @@
           <w:rFonts w:ascii="Calibri" w:hAnsi="Calibri" w:cs="Calibri"/>
         </w:rPr>
       </w:r>
+      <w:r>
+        <w:rPr>
+          <w:rFonts w:ascii="Calibri" w:hAnsi="Calibri" w:eastAsia="Calibri" w:cs="Calibri"/>
+          <w:sz w:val="24"/>
+          <w:szCs w:val="24"/>
+          <w:highlight w:val="none"/>
+        </w:rPr>
+      </w:r>
     </w:p>
     <w:p>
       <w:pPr>
@@ -1533,24 +1640,6 @@
           <w:rFonts w:ascii="Calibri" w:hAnsi="Calibri" w:cs="Calibri"/>
         </w:rPr>
       </w:r>
-    </w:p>
-    <w:p>
-      <w:pPr>
-        <w:pBdr>
-          <w:top w:val="none" w:color="000000" w:sz="4" w:space="0"/>
-          <w:left w:val="none" w:color="000000" w:sz="4" w:space="0"/>
-          <w:bottom w:val="none" w:color="000000" w:sz="4" w:space="0"/>
-          <w:right w:val="none" w:color="000000" w:sz="4" w:space="0"/>
-        </w:pBdr>
-        <w:spacing/>
-        <w:ind w:right="0" w:firstLine="0" w:left="0"/>
-        <w:rPr>
-          <w:rFonts w:ascii="Calibri" w:hAnsi="Calibri" w:eastAsia="Calibri" w:cs="Calibri"/>
-          <w:sz w:val="24"/>
-          <w:szCs w:val="24"/>
-          <w:highlight w:val="none"/>
-        </w:rPr>
-      </w:pPr>
       <w:r>
         <w:rPr>
           <w:rFonts w:ascii="Calibri" w:hAnsi="Calibri" w:eastAsia="Calibri" w:cs="Calibri"/>
@@ -1559,6 +1648,24 @@
           <w:highlight w:val="none"/>
         </w:rPr>
       </w:r>
+    </w:p>
+    <w:p>
+      <w:pPr>
+        <w:pBdr>
+          <w:top w:val="none" w:color="000000" w:sz="4" w:space="0"/>
+          <w:left w:val="none" w:color="000000" w:sz="4" w:space="0"/>
+          <w:bottom w:val="none" w:color="000000" w:sz="4" w:space="0"/>
+          <w:right w:val="none" w:color="000000" w:sz="4" w:space="0"/>
+        </w:pBdr>
+        <w:spacing/>
+        <w:ind w:right="0" w:firstLine="0" w:left="0"/>
+        <w:rPr>
+          <w:rFonts w:ascii="Calibri" w:hAnsi="Calibri" w:eastAsia="Calibri" w:cs="Calibri"/>
+          <w:sz w:val="24"/>
+          <w:szCs w:val="24"/>
+          <w:highlight w:val="none"/>
+        </w:rPr>
+      </w:pPr>
       <w:r>
         <w:rPr>
           <w:rFonts w:ascii="Calibri" w:hAnsi="Calibri" w:eastAsia="Calibri" w:cs="Calibri"/>
@@ -1608,6 +1715,14 @@
           <w:rFonts w:ascii="Calibri" w:hAnsi="Calibri" w:cs="Calibri"/>
         </w:rPr>
       </w:r>
+      <w:r>
+        <w:rPr>
+          <w:rFonts w:ascii="Calibri" w:hAnsi="Calibri" w:eastAsia="Calibri" w:cs="Calibri"/>
+          <w:sz w:val="24"/>
+          <w:szCs w:val="24"/>
+          <w:highlight w:val="none"/>
+        </w:rPr>
+      </w:r>
     </w:p>
     <w:p>
       <w:pPr>
@@ -1642,10 +1757,7 @@
       </w:r>
       <w:r>
         <w:rPr>
-          <w:rFonts w:ascii="Calibri" w:hAnsi="Calibri" w:eastAsia="Calibri" w:cs="Calibri"/>
-          <w:sz w:val="24"/>
-          <w:szCs w:val="24"/>
-          <w:highlight w:val="none"/>
+          <w:rFonts w:ascii="Calibri" w:hAnsi="Calibri" w:cs="Calibri"/>
         </w:rPr>
       </w:r>
     </w:p>
